--- a/Projet Thèse/contribution modèle.docx
+++ b/Projet Thèse/contribution modèle.docx
@@ -35,7 +35,6 @@
           <w:numId w:val="1"/>
         </w:numPr>
         <w:tabs>
-          <w:tab w:val="clear" w:pos="709"/>
           <w:tab w:val="left" w:pos="709" w:leader="none"/>
         </w:tabs>
         <w:bidi w:val="0"/>
@@ -145,7 +144,6 @@
           <w:numId w:val="1"/>
         </w:numPr>
         <w:tabs>
-          <w:tab w:val="clear" w:pos="709"/>
           <w:tab w:val="left" w:pos="709" w:leader="none"/>
         </w:tabs>
         <w:bidi w:val="0"/>
@@ -167,7 +165,6 @@
           <w:numId w:val="1"/>
         </w:numPr>
         <w:tabs>
-          <w:tab w:val="clear" w:pos="709"/>
           <w:tab w:val="left" w:pos="709" w:leader="none"/>
         </w:tabs>
         <w:bidi w:val="0"/>
@@ -211,7 +208,6 @@
           <w:numId w:val="2"/>
         </w:numPr>
         <w:tabs>
-          <w:tab w:val="clear" w:pos="709"/>
           <w:tab w:val="left" w:pos="709" w:leader="none"/>
         </w:tabs>
         <w:bidi w:val="0"/>
@@ -233,7 +229,6 @@
           <w:numId w:val="2"/>
         </w:numPr>
         <w:tabs>
-          <w:tab w:val="clear" w:pos="709"/>
           <w:tab w:val="left" w:pos="709" w:leader="none"/>
         </w:tabs>
         <w:bidi w:val="0"/>
@@ -255,7 +250,6 @@
           <w:numId w:val="2"/>
         </w:numPr>
         <w:tabs>
-          <w:tab w:val="clear" w:pos="709"/>
           <w:tab w:val="left" w:pos="709" w:leader="none"/>
         </w:tabs>
         <w:bidi w:val="0"/>
@@ -277,7 +271,15 @@
       </w:pPr>
       <w:r>
         <w:rPr/>
-        <w:t xml:space="preserve">θitanh⁡(n/T)\theta_i \tanh(n/T)θi​tanh(n/T) </w:t>
+        <w:t>θi</w:t>
+      </w:r>
+      <w:r>
+        <w:rPr/>
+        <w:t>*</w:t>
+      </w:r>
+      <w:r>
+        <w:rPr/>
+        <w:t xml:space="preserve">(n/T)α </w:t>
       </w:r>
     </w:p>
     <w:p>
@@ -300,7 +302,6 @@
           <w:numId w:val="3"/>
         </w:numPr>
         <w:tabs>
-          <w:tab w:val="clear" w:pos="709"/>
           <w:tab w:val="left" w:pos="709" w:leader="none"/>
         </w:tabs>
         <w:bidi w:val="0"/>
@@ -322,7 +323,6 @@
           <w:numId w:val="3"/>
         </w:numPr>
         <w:tabs>
-          <w:tab w:val="clear" w:pos="709"/>
           <w:tab w:val="left" w:pos="709" w:leader="none"/>
         </w:tabs>
         <w:bidi w:val="0"/>
@@ -344,7 +344,6 @@
           <w:numId w:val="3"/>
         </w:numPr>
         <w:tabs>
-          <w:tab w:val="clear" w:pos="709"/>
           <w:tab w:val="left" w:pos="709" w:leader="none"/>
         </w:tabs>
         <w:bidi w:val="0"/>
@@ -355,6 +354,26 @@
       <w:r>
         <w:rPr/>
         <w:t xml:space="preserve">n représente l'intensité de l'intervention publique. </w:t>
+      </w:r>
+    </w:p>
+    <w:p>
+      <w:pPr>
+        <w:pStyle w:val="BodyText"/>
+        <w:numPr>
+          <w:ilvl w:val="0"/>
+          <w:numId w:val="3"/>
+        </w:numPr>
+        <w:tabs>
+          <w:tab w:val="left" w:pos="709" w:leader="none"/>
+        </w:tabs>
+        <w:bidi w:val="0"/>
+        <w:ind w:hanging="283" w:start="709"/>
+        <w:jc w:val="start"/>
+        <w:rPr/>
+      </w:pPr>
+      <w:r>
+        <w:rPr/>
+        <w:t>Alpha est toujours supérieur à 1</w:t>
       </w:r>
     </w:p>
     <w:p>
@@ -388,7 +407,6 @@
           <w:numId w:val="4"/>
         </w:numPr>
         <w:tabs>
-          <w:tab w:val="clear" w:pos="709"/>
           <w:tab w:val="left" w:pos="709" w:leader="none"/>
         </w:tabs>
         <w:bidi w:val="0"/>
@@ -410,7 +428,6 @@
           <w:numId w:val="4"/>
         </w:numPr>
         <w:tabs>
-          <w:tab w:val="clear" w:pos="709"/>
           <w:tab w:val="left" w:pos="709" w:leader="none"/>
         </w:tabs>
         <w:bidi w:val="0"/>
@@ -432,7 +449,6 @@
           <w:numId w:val="4"/>
         </w:numPr>
         <w:tabs>
-          <w:tab w:val="clear" w:pos="709"/>
           <w:tab w:val="left" w:pos="709" w:leader="none"/>
         </w:tabs>
         <w:bidi w:val="0"/>
@@ -512,7 +528,6 @@
           <w:numId w:val="5"/>
         </w:numPr>
         <w:tabs>
-          <w:tab w:val="clear" w:pos="709"/>
           <w:tab w:val="left" w:pos="709" w:leader="none"/>
         </w:tabs>
         <w:bidi w:val="0"/>
@@ -534,7 +549,6 @@
           <w:numId w:val="5"/>
         </w:numPr>
         <w:tabs>
-          <w:tab w:val="clear" w:pos="709"/>
           <w:tab w:val="left" w:pos="709" w:leader="none"/>
         </w:tabs>
         <w:bidi w:val="0"/>
@@ -627,7 +641,7 @@
       </w:pPr>
       <w:r>
         <w:rPr/>
-        <w:t xml:space="preserve">θˉ(n)\bar{\theta}(n)θˉ(n) </w:t>
+        <w:t>θˉ(n)</w:t>
       </w:r>
     </w:p>
     <w:p>
@@ -662,7 +676,6 @@
           <w:numId w:val="6"/>
         </w:numPr>
         <w:tabs>
-          <w:tab w:val="clear" w:pos="709"/>
           <w:tab w:val="left" w:pos="709" w:leader="none"/>
         </w:tabs>
         <w:bidi w:val="0"/>
@@ -718,7 +731,6 @@
           <w:numId w:val="7"/>
         </w:numPr>
         <w:tabs>
-          <w:tab w:val="clear" w:pos="709"/>
           <w:tab w:val="left" w:pos="709" w:leader="none"/>
         </w:tabs>
         <w:bidi w:val="0"/>
@@ -740,7 +752,6 @@
           <w:numId w:val="7"/>
         </w:numPr>
         <w:tabs>
-          <w:tab w:val="clear" w:pos="709"/>
           <w:tab w:val="left" w:pos="709" w:leader="none"/>
         </w:tabs>
         <w:bidi w:val="0"/>
@@ -844,7 +855,6 @@
           <w:numId w:val="8"/>
         </w:numPr>
         <w:tabs>
-          <w:tab w:val="clear" w:pos="709"/>
           <w:tab w:val="left" w:pos="709" w:leader="none"/>
         </w:tabs>
         <w:bidi w:val="0"/>
@@ -866,7 +876,6 @@
           <w:numId w:val="8"/>
         </w:numPr>
         <w:tabs>
-          <w:tab w:val="clear" w:pos="709"/>
           <w:tab w:val="left" w:pos="709" w:leader="none"/>
         </w:tabs>
         <w:bidi w:val="0"/>
@@ -888,7 +897,6 @@
           <w:numId w:val="8"/>
         </w:numPr>
         <w:tabs>
-          <w:tab w:val="clear" w:pos="709"/>
           <w:tab w:val="left" w:pos="709" w:leader="none"/>
         </w:tabs>
         <w:bidi w:val="0"/>
@@ -910,7 +918,6 @@
           <w:numId w:val="8"/>
         </w:numPr>
         <w:tabs>
-          <w:tab w:val="clear" w:pos="709"/>
           <w:tab w:val="left" w:pos="709" w:leader="none"/>
         </w:tabs>
         <w:bidi w:val="0"/>
@@ -943,7 +950,6 @@
           <w:numId w:val="9"/>
         </w:numPr>
         <w:tabs>
-          <w:tab w:val="clear" w:pos="709"/>
           <w:tab w:val="left" w:pos="709" w:leader="none"/>
         </w:tabs>
         <w:bidi w:val="0"/>
@@ -965,7 +971,6 @@
           <w:numId w:val="9"/>
         </w:numPr>
         <w:tabs>
-          <w:tab w:val="clear" w:pos="709"/>
           <w:tab w:val="left" w:pos="709" w:leader="none"/>
         </w:tabs>
         <w:bidi w:val="0"/>
@@ -1021,7 +1026,6 @@
           <w:numId w:val="10"/>
         </w:numPr>
         <w:tabs>
-          <w:tab w:val="clear" w:pos="709"/>
           <w:tab w:val="left" w:pos="709" w:leader="none"/>
         </w:tabs>
         <w:bidi w:val="0"/>
@@ -1043,7 +1047,6 @@
           <w:numId w:val="10"/>
         </w:numPr>
         <w:tabs>
-          <w:tab w:val="clear" w:pos="709"/>
           <w:tab w:val="left" w:pos="709" w:leader="none"/>
         </w:tabs>
         <w:bidi w:val="0"/>
@@ -1065,7 +1068,6 @@
           <w:numId w:val="10"/>
         </w:numPr>
         <w:tabs>
-          <w:tab w:val="clear" w:pos="709"/>
           <w:tab w:val="left" w:pos="709" w:leader="none"/>
         </w:tabs>
         <w:bidi w:val="0"/>
@@ -1087,7 +1089,6 @@
           <w:numId w:val="10"/>
         </w:numPr>
         <w:tabs>
-          <w:tab w:val="clear" w:pos="709"/>
           <w:tab w:val="left" w:pos="709" w:leader="none"/>
         </w:tabs>
         <w:bidi w:val="0"/>
@@ -1109,7 +1110,6 @@
           <w:numId w:val="10"/>
         </w:numPr>
         <w:tabs>
-          <w:tab w:val="clear" w:pos="709"/>
           <w:tab w:val="left" w:pos="709" w:leader="none"/>
         </w:tabs>
         <w:bidi w:val="0"/>
@@ -1131,7 +1131,6 @@
           <w:numId w:val="10"/>
         </w:numPr>
         <w:tabs>
-          <w:tab w:val="clear" w:pos="709"/>
           <w:tab w:val="left" w:pos="709" w:leader="none"/>
         </w:tabs>
         <w:bidi w:val="0"/>
@@ -1188,183 +1187,6 @@
       </w:pPr>
       <w:r>
         <w:rPr/>
-        <w:t>9. Ce qu'il faudra encore vérifier dans la littérature</w:t>
-      </w:r>
-    </w:p>
-    <w:p>
-      <w:pPr>
-        <w:pStyle w:val="BodyText"/>
-        <w:numPr>
-          <w:ilvl w:val="0"/>
-          <w:numId w:val="11"/>
-        </w:numPr>
-        <w:tabs>
-          <w:tab w:val="clear" w:pos="709"/>
-          <w:tab w:val="left" w:pos="709" w:leader="none"/>
-        </w:tabs>
-        <w:bidi w:val="0"/>
-        <w:spacing w:before="0" w:after="0"/>
-        <w:ind w:hanging="283" w:start="709"/>
-        <w:jc w:val="start"/>
-        <w:rPr/>
-      </w:pPr>
-      <w:r>
-        <w:rPr/>
-        <w:t xml:space="preserve">Existe-t-il déjà un modèle mathématique intégrant simultanément : </w:t>
-      </w:r>
-    </w:p>
-    <w:p>
-      <w:pPr>
-        <w:pStyle w:val="BodyText"/>
-        <w:numPr>
-          <w:ilvl w:val="1"/>
-          <w:numId w:val="11"/>
-        </w:numPr>
-        <w:tabs>
-          <w:tab w:val="clear" w:pos="709"/>
-          <w:tab w:val="left" w:pos="1418" w:leader="none"/>
-        </w:tabs>
-        <w:bidi w:val="0"/>
-        <w:spacing w:before="0" w:after="0"/>
-        <w:ind w:hanging="283" w:start="1418"/>
-        <w:jc w:val="start"/>
-        <w:rPr/>
-      </w:pPr>
-      <w:r>
-        <w:rPr/>
-        <w:t xml:space="preserve">réactance ; </w:t>
-      </w:r>
-    </w:p>
-    <w:p>
-      <w:pPr>
-        <w:pStyle w:val="BodyText"/>
-        <w:numPr>
-          <w:ilvl w:val="1"/>
-          <w:numId w:val="11"/>
-        </w:numPr>
-        <w:tabs>
-          <w:tab w:val="clear" w:pos="709"/>
-          <w:tab w:val="left" w:pos="1418" w:leader="none"/>
-        </w:tabs>
-        <w:bidi w:val="0"/>
-        <w:spacing w:before="0" w:after="0"/>
-        <w:ind w:hanging="283" w:start="1418"/>
-        <w:jc w:val="start"/>
-        <w:rPr/>
-      </w:pPr>
-      <w:r>
-        <w:rPr/>
-        <w:t xml:space="preserve">confiance ; </w:t>
-      </w:r>
-    </w:p>
-    <w:p>
-      <w:pPr>
-        <w:pStyle w:val="BodyText"/>
-        <w:numPr>
-          <w:ilvl w:val="1"/>
-          <w:numId w:val="11"/>
-        </w:numPr>
-        <w:tabs>
-          <w:tab w:val="clear" w:pos="709"/>
-          <w:tab w:val="left" w:pos="1418" w:leader="none"/>
-        </w:tabs>
-        <w:bidi w:val="0"/>
-        <w:spacing w:before="0" w:after="0"/>
-        <w:ind w:hanging="283" w:start="1418"/>
-        <w:jc w:val="start"/>
-        <w:rPr/>
-      </w:pPr>
-      <w:r>
-        <w:rPr/>
-        <w:t xml:space="preserve">hétérogénéité ; </w:t>
-      </w:r>
-    </w:p>
-    <w:p>
-      <w:pPr>
-        <w:pStyle w:val="BodyText"/>
-        <w:numPr>
-          <w:ilvl w:val="1"/>
-          <w:numId w:val="11"/>
-        </w:numPr>
-        <w:tabs>
-          <w:tab w:val="clear" w:pos="709"/>
-          <w:tab w:val="left" w:pos="1418" w:leader="none"/>
-        </w:tabs>
-        <w:bidi w:val="0"/>
-        <w:spacing w:before="0" w:after="0"/>
-        <w:ind w:hanging="283" w:start="1418"/>
-        <w:jc w:val="start"/>
-        <w:rPr/>
-      </w:pPr>
-      <w:r>
-        <w:rPr/>
-        <w:t xml:space="preserve">adoption ? </w:t>
-      </w:r>
-    </w:p>
-    <w:p>
-      <w:pPr>
-        <w:pStyle w:val="BodyText"/>
-        <w:numPr>
-          <w:ilvl w:val="0"/>
-          <w:numId w:val="11"/>
-        </w:numPr>
-        <w:tabs>
-          <w:tab w:val="clear" w:pos="709"/>
-          <w:tab w:val="left" w:pos="709" w:leader="none"/>
-        </w:tabs>
-        <w:bidi w:val="0"/>
-        <w:ind w:hanging="283" w:start="709"/>
-        <w:jc w:val="start"/>
-        <w:rPr/>
-      </w:pPr>
-      <w:r>
-        <w:rPr/>
-        <w:t xml:space="preserve">Existe-t-il déjà une fonction proche de : </w:t>
-      </w:r>
-    </w:p>
-    <w:p>
-      <w:pPr>
-        <w:pStyle w:val="BodyText"/>
-        <w:bidi w:val="0"/>
-        <w:jc w:val="start"/>
-        <w:rPr/>
-      </w:pPr>
-      <w:r>
-        <w:rPr/>
-        <w:t xml:space="preserve">θitanh⁡(n/T)\theta_i \tanh(n/T)θi​tanh(n/T) </w:t>
-      </w:r>
-    </w:p>
-    <w:p>
-      <w:pPr>
-        <w:pStyle w:val="BodyText"/>
-        <w:bidi w:val="0"/>
-        <w:jc w:val="start"/>
-        <w:rPr/>
-      </w:pPr>
-      <w:r>
-        <w:rPr/>
-        <w:t>pour représenter un coût psychologique ?</w:t>
-      </w:r>
-    </w:p>
-    <w:p>
-      <w:pPr>
-        <w:pStyle w:val="BodyText"/>
-        <w:numPr>
-          <w:ilvl w:val="0"/>
-          <w:numId w:val="12"/>
-        </w:numPr>
-        <w:tabs>
-          <w:tab w:val="clear" w:pos="709"/>
-          <w:tab w:val="left" w:pos="709" w:leader="none"/>
-        </w:tabs>
-        <w:bidi w:val="0"/>
-        <w:ind w:hanging="283" w:start="709"/>
-        <w:jc w:val="start"/>
-        <w:rPr/>
-      </w:pPr>
-      <w:r>
-        <w:rPr/>
-        <w:t xml:space="preserve">Existe-t-il déjà des démonstrations théoriques d'un optimum intérieur de nudge lié à la réactance ? </w:t>
       </w:r>
     </w:p>
     <w:p>
@@ -1385,6 +1207,7 @@
       <w:pgNumType w:fmt="decimal"/>
       <w:formProt w:val="false"/>
       <w:textDirection w:val="lrTb"/>
+      <w:docGrid w:type="default" w:linePitch="100" w:charSpace="0"/>
     </w:sectPr>
   </w:body>
 </w:document>
@@ -2765,280 +2588,6 @@
   <w:abstractNum w:abstractNumId="11">
     <w:lvl w:ilvl="0">
       <w:start w:val="1"/>
-      <w:numFmt w:val="bullet"/>
-      <w:lvlText w:val=""/>
-      <w:lvlJc w:val="start"/>
-      <w:pPr>
-        <w:tabs>
-          <w:tab w:val="num" w:pos="709"/>
-        </w:tabs>
-        <w:ind w:start="709" w:hanging="283"/>
-      </w:pPr>
-      <w:rPr>
-        <w:rFonts w:ascii="Symbol" w:hAnsi="Symbol" w:cs="Symbol" w:hint="default"/>
-      </w:rPr>
-    </w:lvl>
-    <w:lvl w:ilvl="1">
-      <w:start w:val="1"/>
-      <w:numFmt w:val="bullet"/>
-      <w:lvlText w:val=""/>
-      <w:lvlJc w:val="start"/>
-      <w:pPr>
-        <w:tabs>
-          <w:tab w:val="num" w:pos="1418"/>
-        </w:tabs>
-        <w:ind w:start="1418" w:hanging="283"/>
-      </w:pPr>
-      <w:rPr>
-        <w:rFonts w:ascii="Symbol" w:hAnsi="Symbol" w:cs="Symbol" w:hint="default"/>
-      </w:rPr>
-    </w:lvl>
-    <w:lvl w:ilvl="2">
-      <w:start w:val="1"/>
-      <w:numFmt w:val="bullet"/>
-      <w:lvlText w:val=""/>
-      <w:lvlJc w:val="start"/>
-      <w:pPr>
-        <w:tabs>
-          <w:tab w:val="num" w:pos="2127"/>
-        </w:tabs>
-        <w:ind w:start="2127" w:hanging="283"/>
-      </w:pPr>
-      <w:rPr>
-        <w:rFonts w:ascii="Symbol" w:hAnsi="Symbol" w:cs="Symbol" w:hint="default"/>
-      </w:rPr>
-    </w:lvl>
-    <w:lvl w:ilvl="3">
-      <w:start w:val="1"/>
-      <w:numFmt w:val="bullet"/>
-      <w:lvlText w:val=""/>
-      <w:lvlJc w:val="start"/>
-      <w:pPr>
-        <w:tabs>
-          <w:tab w:val="num" w:pos="2836"/>
-        </w:tabs>
-        <w:ind w:start="2836" w:hanging="283"/>
-      </w:pPr>
-      <w:rPr>
-        <w:rFonts w:ascii="Symbol" w:hAnsi="Symbol" w:cs="Symbol" w:hint="default"/>
-      </w:rPr>
-    </w:lvl>
-    <w:lvl w:ilvl="4">
-      <w:start w:val="1"/>
-      <w:numFmt w:val="bullet"/>
-      <w:lvlText w:val=""/>
-      <w:lvlJc w:val="start"/>
-      <w:pPr>
-        <w:tabs>
-          <w:tab w:val="num" w:pos="3545"/>
-        </w:tabs>
-        <w:ind w:start="3545" w:hanging="283"/>
-      </w:pPr>
-      <w:rPr>
-        <w:rFonts w:ascii="Symbol" w:hAnsi="Symbol" w:cs="Symbol" w:hint="default"/>
-      </w:rPr>
-    </w:lvl>
-    <w:lvl w:ilvl="5">
-      <w:start w:val="1"/>
-      <w:numFmt w:val="bullet"/>
-      <w:lvlText w:val=""/>
-      <w:lvlJc w:val="start"/>
-      <w:pPr>
-        <w:tabs>
-          <w:tab w:val="num" w:pos="4254"/>
-        </w:tabs>
-        <w:ind w:start="4254" w:hanging="283"/>
-      </w:pPr>
-      <w:rPr>
-        <w:rFonts w:ascii="Symbol" w:hAnsi="Symbol" w:cs="Symbol" w:hint="default"/>
-      </w:rPr>
-    </w:lvl>
-    <w:lvl w:ilvl="6">
-      <w:start w:val="1"/>
-      <w:numFmt w:val="bullet"/>
-      <w:lvlText w:val=""/>
-      <w:lvlJc w:val="start"/>
-      <w:pPr>
-        <w:tabs>
-          <w:tab w:val="num" w:pos="4963"/>
-        </w:tabs>
-        <w:ind w:start="4963" w:hanging="283"/>
-      </w:pPr>
-      <w:rPr>
-        <w:rFonts w:ascii="Symbol" w:hAnsi="Symbol" w:cs="Symbol" w:hint="default"/>
-      </w:rPr>
-    </w:lvl>
-    <w:lvl w:ilvl="7">
-      <w:start w:val="1"/>
-      <w:numFmt w:val="bullet"/>
-      <w:lvlText w:val=""/>
-      <w:lvlJc w:val="start"/>
-      <w:pPr>
-        <w:tabs>
-          <w:tab w:val="num" w:pos="5672"/>
-        </w:tabs>
-        <w:ind w:start="5672" w:hanging="283"/>
-      </w:pPr>
-      <w:rPr>
-        <w:rFonts w:ascii="Symbol" w:hAnsi="Symbol" w:cs="Symbol" w:hint="default"/>
-      </w:rPr>
-    </w:lvl>
-    <w:lvl w:ilvl="8">
-      <w:start w:val="1"/>
-      <w:numFmt w:val="bullet"/>
-      <w:lvlText w:val=""/>
-      <w:lvlJc w:val="start"/>
-      <w:pPr>
-        <w:tabs>
-          <w:tab w:val="num" w:pos="6381"/>
-        </w:tabs>
-        <w:ind w:start="6381" w:hanging="283"/>
-      </w:pPr>
-      <w:rPr>
-        <w:rFonts w:ascii="Symbol" w:hAnsi="Symbol" w:cs="Symbol" w:hint="default"/>
-      </w:rPr>
-    </w:lvl>
-  </w:abstractNum>
-  <w:abstractNum w:abstractNumId="12">
-    <w:lvl w:ilvl="0">
-      <w:start w:val="1"/>
-      <w:numFmt w:val="bullet"/>
-      <w:lvlText w:val=""/>
-      <w:lvlJc w:val="start"/>
-      <w:pPr>
-        <w:tabs>
-          <w:tab w:val="num" w:pos="709"/>
-        </w:tabs>
-        <w:ind w:start="709" w:hanging="283"/>
-      </w:pPr>
-      <w:rPr>
-        <w:rFonts w:ascii="Symbol" w:hAnsi="Symbol" w:cs="Symbol" w:hint="default"/>
-      </w:rPr>
-    </w:lvl>
-    <w:lvl w:ilvl="1">
-      <w:start w:val="1"/>
-      <w:numFmt w:val="bullet"/>
-      <w:lvlText w:val=""/>
-      <w:lvlJc w:val="start"/>
-      <w:pPr>
-        <w:tabs>
-          <w:tab w:val="num" w:pos="1418"/>
-        </w:tabs>
-        <w:ind w:start="1418" w:hanging="283"/>
-      </w:pPr>
-      <w:rPr>
-        <w:rFonts w:ascii="Symbol" w:hAnsi="Symbol" w:cs="Symbol" w:hint="default"/>
-      </w:rPr>
-    </w:lvl>
-    <w:lvl w:ilvl="2">
-      <w:start w:val="1"/>
-      <w:numFmt w:val="bullet"/>
-      <w:lvlText w:val=""/>
-      <w:lvlJc w:val="start"/>
-      <w:pPr>
-        <w:tabs>
-          <w:tab w:val="num" w:pos="2127"/>
-        </w:tabs>
-        <w:ind w:start="2127" w:hanging="283"/>
-      </w:pPr>
-      <w:rPr>
-        <w:rFonts w:ascii="Symbol" w:hAnsi="Symbol" w:cs="Symbol" w:hint="default"/>
-      </w:rPr>
-    </w:lvl>
-    <w:lvl w:ilvl="3">
-      <w:start w:val="1"/>
-      <w:numFmt w:val="bullet"/>
-      <w:lvlText w:val=""/>
-      <w:lvlJc w:val="start"/>
-      <w:pPr>
-        <w:tabs>
-          <w:tab w:val="num" w:pos="2836"/>
-        </w:tabs>
-        <w:ind w:start="2836" w:hanging="283"/>
-      </w:pPr>
-      <w:rPr>
-        <w:rFonts w:ascii="Symbol" w:hAnsi="Symbol" w:cs="Symbol" w:hint="default"/>
-      </w:rPr>
-    </w:lvl>
-    <w:lvl w:ilvl="4">
-      <w:start w:val="1"/>
-      <w:numFmt w:val="bullet"/>
-      <w:lvlText w:val=""/>
-      <w:lvlJc w:val="start"/>
-      <w:pPr>
-        <w:tabs>
-          <w:tab w:val="num" w:pos="3545"/>
-        </w:tabs>
-        <w:ind w:start="3545" w:hanging="283"/>
-      </w:pPr>
-      <w:rPr>
-        <w:rFonts w:ascii="Symbol" w:hAnsi="Symbol" w:cs="Symbol" w:hint="default"/>
-      </w:rPr>
-    </w:lvl>
-    <w:lvl w:ilvl="5">
-      <w:start w:val="1"/>
-      <w:numFmt w:val="bullet"/>
-      <w:lvlText w:val=""/>
-      <w:lvlJc w:val="start"/>
-      <w:pPr>
-        <w:tabs>
-          <w:tab w:val="num" w:pos="4254"/>
-        </w:tabs>
-        <w:ind w:start="4254" w:hanging="283"/>
-      </w:pPr>
-      <w:rPr>
-        <w:rFonts w:ascii="Symbol" w:hAnsi="Symbol" w:cs="Symbol" w:hint="default"/>
-      </w:rPr>
-    </w:lvl>
-    <w:lvl w:ilvl="6">
-      <w:start w:val="1"/>
-      <w:numFmt w:val="bullet"/>
-      <w:lvlText w:val=""/>
-      <w:lvlJc w:val="start"/>
-      <w:pPr>
-        <w:tabs>
-          <w:tab w:val="num" w:pos="4963"/>
-        </w:tabs>
-        <w:ind w:start="4963" w:hanging="283"/>
-      </w:pPr>
-      <w:rPr>
-        <w:rFonts w:ascii="Symbol" w:hAnsi="Symbol" w:cs="Symbol" w:hint="default"/>
-      </w:rPr>
-    </w:lvl>
-    <w:lvl w:ilvl="7">
-      <w:start w:val="1"/>
-      <w:numFmt w:val="bullet"/>
-      <w:lvlText w:val=""/>
-      <w:lvlJc w:val="start"/>
-      <w:pPr>
-        <w:tabs>
-          <w:tab w:val="num" w:pos="5672"/>
-        </w:tabs>
-        <w:ind w:start="5672" w:hanging="283"/>
-      </w:pPr>
-      <w:rPr>
-        <w:rFonts w:ascii="Symbol" w:hAnsi="Symbol" w:cs="Symbol" w:hint="default"/>
-      </w:rPr>
-    </w:lvl>
-    <w:lvl w:ilvl="8">
-      <w:start w:val="1"/>
-      <w:numFmt w:val="bullet"/>
-      <w:lvlText w:val=""/>
-      <w:lvlJc w:val="start"/>
-      <w:pPr>
-        <w:tabs>
-          <w:tab w:val="num" w:pos="6381"/>
-        </w:tabs>
-        <w:ind w:start="6381" w:hanging="283"/>
-      </w:pPr>
-      <w:rPr>
-        <w:rFonts w:ascii="Symbol" w:hAnsi="Symbol" w:cs="Symbol" w:hint="default"/>
-      </w:rPr>
-    </w:lvl>
-  </w:abstractNum>
-  <w:abstractNum w:abstractNumId="13">
-    <w:lvl w:ilvl="0">
-      <w:start w:val="1"/>
       <w:numFmt w:val="none"/>
       <w:suff w:val="nothing"/>
       <w:lvlText w:val=""/>
@@ -3052,7 +2601,6 @@
     </w:lvl>
     <w:lvl w:ilvl="1">
       <w:start w:val="1"/>
-      <w:pStyle w:val="Heading2"/>
       <w:numFmt w:val="none"/>
       <w:suff w:val="nothing"/>
       <w:lvlText w:val=""/>
@@ -3066,7 +2614,6 @@
     </w:lvl>
     <w:lvl w:ilvl="2">
       <w:start w:val="1"/>
-      <w:pStyle w:val="Heading3"/>
       <w:numFmt w:val="none"/>
       <w:suff w:val="nothing"/>
       <w:lvlText w:val=""/>
@@ -3190,12 +2737,6 @@
   <w:num w:numId="11">
     <w:abstractNumId w:val="11"/>
   </w:num>
-  <w:num w:numId="12">
-    <w:abstractNumId w:val="12"/>
-  </w:num>
-  <w:num w:numId="13">
-    <w:abstractNumId w:val="13"/>
-  </w:num>
 </w:numbering>
 </file>
 
@@ -3213,7 +2754,6 @@
     </w:rPrDefault>
     <w:pPrDefault>
       <w:pPr>
-        <w:widowControl/>
         <w:suppressAutoHyphens w:val="true"/>
       </w:pPr>
     </w:pPrDefault>
@@ -3223,7 +2763,10 @@
     <w:qFormat/>
     <w:pPr>
       <w:widowControl/>
+      <w:suppressAutoHyphens w:val="true"/>
       <w:bidi w:val="0"/>
+      <w:spacing w:before="0" w:after="0"/>
+      <w:jc w:val="start"/>
     </w:pPr>
     <w:rPr>
       <w:rFonts w:ascii="Liberation Serif" w:hAnsi="Liberation Serif" w:eastAsia="NSimSun" w:cs="Lucida Sans"/>

--- a/Projet Thèse/contribution modèle.docx
+++ b/Projet Thèse/contribution modèle.docx
@@ -271,15 +271,7 @@
       </w:pPr>
       <w:r>
         <w:rPr/>
-        <w:t>θi</w:t>
-      </w:r>
-      <w:r>
-        <w:rPr/>
-        <w:t>*</w:t>
-      </w:r>
-      <w:r>
-        <w:rPr/>
-        <w:t xml:space="preserve">(n/T)α </w:t>
+        <w:t xml:space="preserve">θi*(n/T)α </w:t>
       </w:r>
     </w:p>
     <w:p>
@@ -1169,13 +1161,56 @@
     </w:p>
     <w:p>
       <w:pPr>
-        <w:pStyle w:val="Lignehorizontale"/>
-        <w:bidi w:val="0"/>
-        <w:jc w:val="start"/>
-        <w:rPr/>
-      </w:pPr>
-      <w:r>
-        <w:rPr/>
+        <w:pStyle w:val="BodyText"/>
+        <w:rPr/>
+      </w:pPr>
+      <w:r>
+        <w:rPr/>
+        <w:t>Le modèle proposé ne vise pas uniquement à décrire théoriquement l'existence d'une réactance comportementale, mais peut également être mobilisé afin d'estimer la probabilité d'adoption d'une politique publique au sein d'une population donnée. L'idée centrale est que l'adoption agrégée d'une campagne dépend de la distribution des caractéristiques individuelles des agents. Pour un individu i, la décision d'adopter l'action dépend de la comparaison entre sa motivation intrinsèque Vi, le coût initial de l'action c, le bénéfice attendu de l'intervention ϕ(n), ainsi que le coût psychologique associé à la perception d'une perte d'autonomie :</w:t>
+      </w:r>
+    </w:p>
+    <w:p>
+      <w:pPr>
+        <w:pStyle w:val="BodyText"/>
+        <w:jc w:val="center"/>
+        <w:rPr/>
+      </w:pPr>
+      <w:r>
+        <w:rPr>
+          <w:b/>
+          <w:bCs/>
+        </w:rPr>
+        <w:t>Ui=Vi−c+ϕ(n)−θi(n/T)</w:t>
+      </w:r>
+      <w:r>
+        <w:rPr>
+          <w:b/>
+          <w:bCs/>
+          <w:vertAlign w:val="superscript"/>
+        </w:rPr>
+        <w:t>α</w:t>
+      </w:r>
+      <w:r>
+        <w:rPr/>
+        <w:t xml:space="preserve"> </w:t>
+      </w:r>
+    </w:p>
+    <w:p>
+      <w:pPr>
+        <w:pStyle w:val="BodyText"/>
+        <w:rPr/>
+      </w:pPr>
+      <w:r>
+        <w:rPr/>
+        <w:t>où θi représente la sensibilité individuelle à la réactance et T le niveau de confiance institutionnelle. Dans une application réelle, ces paramètres individuels ne sont pas directement observables mais peuvent être estimés grâce à des données collectées en amont d'une campagne. Un questionnaire auprès de la population cible permettrait notamment d'approcher les motivations intrinsèques des individus (Vi), leur sensibilité au contrôle ou à l'influence externe (θi​), ainsi que leur niveau de confiance envers l'institution porteuse de la campagne (T). Ces informations permettrai</w:t>
+      </w:r>
+      <w:r>
+        <w:rPr/>
+        <w:t>en</w:t>
+      </w:r>
+      <w:r>
+        <w:rPr/>
+        <w:t>t alors d'estimer les distributions de la population, puis de simuler différents scénarios d'intervention. En faisant varier l'intensité de la campagne n, le modèle permettrait d'identifier la zone dans laquelle l'effet positif de l'intervention domine les coûts psychologiques associés, mais également de détecter l'apparition d'un seuil au-delà duquel une intensification supplémentaire devient contre-productive. Le modèle ne cherche donc pas à prédire individuellement le comportement d'un agent précis, mais à fournir un outil d'aide à la décision permettant d'évaluer ex ante la probabilité d'adoption d'une campagne selon les caractéristiques de la population ciblée et le niveau d'intervention envisagé.</w:t>
       </w:r>
     </w:p>
     <w:p>

--- a/Projet Thèse/contribution modèle.docx
+++ b/Projet Thèse/contribution modèle.docx
@@ -1180,37 +1180,17 @@
           <w:b/>
           <w:bCs/>
         </w:rPr>
-        <w:t>Ui=Vi−c+ϕ(n)−θi(n/T)</w:t>
-      </w:r>
-      <w:r>
-        <w:rPr>
-          <w:b/>
-          <w:bCs/>
-          <w:vertAlign w:val="superscript"/>
-        </w:rPr>
-        <w:t>α</w:t>
-      </w:r>
-      <w:r>
-        <w:rPr/>
-        <w:t xml:space="preserve"> </w:t>
-      </w:r>
-    </w:p>
-    <w:p>
-      <w:pPr>
-        <w:pStyle w:val="BodyText"/>
-        <w:rPr/>
-      </w:pPr>
-      <w:r>
-        <w:rPr/>
-        <w:t>où θi représente la sensibilité individuelle à la réactance et T le niveau de confiance institutionnelle. Dans une application réelle, ces paramètres individuels ne sont pas directement observables mais peuvent être estimés grâce à des données collectées en amont d'une campagne. Un questionnaire auprès de la population cible permettrait notamment d'approcher les motivations intrinsèques des individus (Vi), leur sensibilité au contrôle ou à l'influence externe (θi​), ainsi que leur niveau de confiance envers l'institution porteuse de la campagne (T). Ces informations permettrai</w:t>
-      </w:r>
-      <w:r>
-        <w:rPr/>
-        <w:t>en</w:t>
-      </w:r>
-      <w:r>
-        <w:rPr/>
-        <w:t>t alors d'estimer les distributions de la population, puis de simuler différents scénarios d'intervention. En faisant varier l'intensité de la campagne n, le modèle permettrait d'identifier la zone dans laquelle l'effet positif de l'intervention domine les coûts psychologiques associés, mais également de détecter l'apparition d'un seuil au-delà duquel une intensification supplémentaire devient contre-productive. Le modèle ne cherche donc pas à prédire individuellement le comportement d'un agent précis, mais à fournir un outil d'aide à la décision permettant d'évaluer ex ante la probabilité d'adoption d'une campagne selon les caractéristiques de la population ciblée et le niveau d'intervention envisagé.</w:t>
+        <w:t>Ui=a * [ Vi0​+ΔV(1−e−βnT)  – ( c – ø(n)) - θi * (n/T)α]</w:t>
+      </w:r>
+    </w:p>
+    <w:p>
+      <w:pPr>
+        <w:pStyle w:val="BodyText"/>
+        <w:rPr/>
+      </w:pPr>
+      <w:r>
+        <w:rPr/>
+        <w:t>où θi représente la sensibilité individuelle à la réactance et T le niveau de confiance institutionnelle. Dans une application réelle, ces paramètres individuels ne sont pas directement observables mais peuvent être estimés grâce à des données collectées en amont d'une campagne. Un questionnaire auprès de la population cible permettrait notamment d'approcher les motivations intrinsèques des individus (Vi), leur sensibilité au contrôle ou à l'influence externe (θi​), ainsi que leur niveau de confiance envers l'institution porteuse de la campagne (T). Ces informations permettraient alors d'estimer les distributions de la population, puis de simuler différents scénarios d'intervention. En faisant varier l'intensité de la campagne n, le modèle permettrait d'identifier la zone dans laquelle l'effet positif de l'intervention domine les coûts psychologiques associés, mais également de détecter l'apparition d'un seuil au-delà duquel une intensification supplémentaire devient contre-productive. Le modèle ne cherche donc pas à prédire individuellement le comportement d'un agent précis, mais à fournir un outil d'aide à la décision permettant d'évaluer ex ante la probabilité d'adoption d'une campagne selon les caractéristiques de la population ciblée et le niveau d'intervention envisagé.</w:t>
       </w:r>
     </w:p>
     <w:p>
